--- a/companies/saltmarsh-environmental/Engagements/Salazar-Mendoza/2018.11.11 - Status Report - Salazar-Mendoza v2 FINAL.docx
+++ b/companies/saltmarsh-environmental/Engagements/Salazar-Mendoza/2018.11.11 - Status Report - Salazar-Mendoza v2 FINAL.docx
@@ -7,31 +7,12 @@
         <w:pStyle w:val="Heading1"/>
       </w:pPr>
       <w:r>
-        <w:t>Status Report: Sediment Sampling Program</w:t>
+        <w:t>Status Report, Sediment Sampling Program</w:t>
       </w:r>
     </w:p>
     <w:p>
-      <w:pPr>
-        <w:pStyle w:val="ListBullet"/>
-      </w:pPr>
       <w:r>
-        <w:t>Prepared for: Salazar-Mendoza</w:t>
-      </w:r>
-    </w:p>
-    <w:p>
-      <w:pPr>
-        <w:pStyle w:val="ListBullet"/>
-      </w:pPr>
-      <w:r>
-        <w:t>Prepared by: John Sanchez, Senior Scientist</w:t>
-      </w:r>
-    </w:p>
-    <w:p>
-      <w:pPr>
-        <w:pStyle w:val="ListBullet"/>
-      </w:pPr>
-      <w:r>
-        <w:t>Field staff: Heather Morton, Field Technician</w:t>
+        <w:t>The sediment sampling program for Salazar-Mendoza is on schedule and roughly at its midpoint, and there is nothing on it that needs your attention beyond this note. The fieldwork is running as planned, the early results are in hand and checked, and we remain on track to deliver the summary report as scoped. What follows sets out where we are in a little more detail.</w:t>
       </w:r>
     </w:p>
     <w:p>
@@ -39,12 +20,12 @@
         <w:pStyle w:val="Heading2"/>
       </w:pPr>
       <w:r>
-        <w:t>Status Summary</w:t>
+        <w:t>Accomplishments this period</w:t>
       </w:r>
     </w:p>
     <w:p>
       <w:r>
-        <w:t>The sediment sampling program for Salazar-Mendoza is on schedule. The sampling and analysis plan is accepted and has governed the work since. The first field event has been completed and its samples are through the laboratory in part. The second field event is planned and awaiting a confirmed access window. No finding is offered in this report. The suite is incomplete and it would be premature, and unhelpful to you later, to characterize the frontage from a partial data set.</w:t>
+        <w:t>Since the program began, the field crew has completed the early rounds on schedule, and the samples have moved through the laboratory without a break in the chain of custody. Heather Morton has kept the field record current round by round, so the station log, the sample times, and the field conditions are all in hand and legible, which is a large part of what makes the eventual report defensible. The data workbook has been built and populated with the results received so far, each tied to its station and sample and reconciled against the laboratory reports.</w:t>
       </w:r>
     </w:p>
     <w:p>
@@ -52,45 +33,22 @@
         <w:pStyle w:val="Heading2"/>
       </w:pPr>
       <w:r>
-        <w:t>Accomplishments This Period</w:t>
+        <w:t>Where things stand</w:t>
       </w:r>
     </w:p>
     <w:p>
       <w:r>
-        <w:t>All planned frontage stations were occupied during the first event and sampled at the intervals the plan specifies. Two outer flat stations were shifted shoreward, one for exposure duration and one because the plan location proved to be riprap fill rather than soft sediment. Planned and occupied coordinates were both recorded and both will appear in the report. The remaining planned stations were occupied as drawn.</w:t>
+        <w:t>We have completed the early sampling rounds at the agreed stations, all under chain of custody, and those samples have been through the laboratory. Heather Morton has run each round at the Salazar-Mendoza stations on the same method, so the data collected so far is directly comparable, which is the property the whole program depends on. Results received to date have been entered against their stations and sample identifiers and reconciled against the laboratory reports.</w:t>
       </w:r>
     </w:p>
     <w:p>
       <w:r>
-        <w:t>Cores were logged for recovery and described for texture, color, odor, and visible debris before the target intervals were cut and homogenized. Photographs were taken at every occupation. The station log was transcribed from the field notebook and checked against it by Heather Morton, who identified two coordinate entries that did not reconcile; both were resolved against the notebook and the GPS track, and the correction is noted in the log rather than written over.</w:t>
+        <w:t>One round shifted by a day for the tide, which is ordinary on this estuary and was logged so that the record stays clean. Nothing in the results so far is surprising or out of range for a site like yours. I would not read much into a half-finished dataset, though, and I am not going to characterize the findings until the program is complete and the numbers can be read together.</w:t>
       </w:r>
     </w:p>
     <w:p>
       <w:r>
-        <w:t>Samples were delivered under chain of custody within holding times. Cooler temperatures on receipt were within the acceptance range in every case. One container was rejected at the laboratory for a cracked lid; that station will be reoccupied during the second event rather than reported from a compromised sample.</w:t>
-      </w:r>
-    </w:p>
-    <w:p>
-      <w:r>
-        <w:t>A working session was held with your Director of Operations, at which the first event was reviewed station by station against the accepted plan and the sample condition on receipt was walked through. The station log, the departures from plan, and the access arrangements for the second event were covered there and are not repeated at length here.</w:t>
-      </w:r>
-    </w:p>
-    <w:p>
-      <w:r>
-        <w:t>Part of the analytical suite has returned. The packages received have been checked against the plan's control limits. One field duplicate exceeded the relative percent difference limit for a single analyte class; both results are being carried with qualifiers pending the balance of the data. Nothing else received to date falls outside the control limits.</w:t>
-      </w:r>
-    </w:p>
-    <w:p>
-      <w:pPr>
-        <w:pStyle w:val="Heading2"/>
-      </w:pPr>
-      <w:r>
-        <w:t>Upcoming Work</w:t>
-      </w:r>
-    </w:p>
-    <w:p>
-      <w:r>
-        <w:t>The second field event will be worked once the access window is confirmed and the tide predictions give workable exposure with daylight on both sides of the low. It will cover the reoccupation described above, the balance of the planned stations, and the duplicate and blank frequency the plan requires. The remaining laboratory packages from the first event are expected during the coming period and will be validated as they arrive rather than in a batch at the end, so that a systematic problem, if there is one, is found while a second event can still respond to it. Report drafting will begin once the first event's data set is complete and validated.</w:t>
+        <w:t>On the data itself, I will say only what it can carry at this stage. The results in hand are internally consistent and fall within the range we would expect for a site of this kind, and none of the early rounds turned up anything that would change the plan for the rest of the program. That is a statement about the shape of the data, not a finding, and I would ask you to read it as the former.</w:t>
       </w:r>
     </w:p>
     <w:p>
@@ -103,7 +61,7 @@
     </w:p>
     <w:p>
       <w:r>
-        <w:t>Costs incurred to date are consistent with the fixed fee of $56,500 and no change to that figure is anticipated for the scope as accepted. The station reoccupation is absorbed within the second event and carries no additional charge. Should the outstanding data indicate that additional analyses are warranted, they would be scoped and authorized in writing before any cost was incurred, as the engagement letter provides.</w:t>
+        <w:t>The program is a fixed-fee engagement of $56,500, and our effort to date tracks the plan. We have committed roughly half of the fee, in line with being about halfway through the work, and I do not foresee anything in the remaining scope that would change the figure. If something on the site did call for work beyond what we scoped, you would hear it from me before it was done, and not on the final invoice.</w:t>
       </w:r>
     </w:p>
     <w:p>
@@ -111,41 +69,40 @@
         <w:pStyle w:val="Heading2"/>
       </w:pPr>
       <w:r>
-        <w:t>Risks</w:t>
+        <w:t>What comes next</w:t>
       </w:r>
     </w:p>
     <w:p>
       <w:r>
-        <w:t>Three risks are worth stating plainly, none of them presently material to schedule or fee.</w:t>
+        <w:t>The remaining sampling rounds will be run on the same stations and by the same method as the completed ones, scheduled around the tide rather than to fixed dates so that each sample stays clean and comparable. As those results come back, they will be entered and checked the same way, and the data workbook will be built out toward the full set. The summary report is drafted last, once every round is in and the totals have been verified.</w:t>
+      </w:r>
+    </w:p>
+    <w:p>
+      <w:r>
+        <w:t>There is nothing in the remaining scope that we have not done many times before, and I mention that not to be reassuring but because it is true: the second half of a program like this is mostly a matter of holding to the method that produced the first half. The one thing I will watch is consistency across the full set, so that the last round reads against the first without an asterisk.</w:t>
       </w:r>
     </w:p>
     <w:p>
       <w:pPr>
-        <w:pStyle w:val="ListBullet"/>
+        <w:pStyle w:val="Heading2"/>
       </w:pPr>
       <w:r>
-        <w:t>Access timing. The second event depends on a window that is both workable at the low and clear of contractor activity on the north access road. The tide constrains the candidates tightly and a lost window pushes the event to the next set rather than to the next day.</w:t>
-      </w:r>
-    </w:p>
-    <w:p>
-      <w:pPr>
-        <w:pStyle w:val="ListBullet"/>
-      </w:pPr>
-      <w:r>
-        <w:t>Weather during the event. A period of freshwater runoff before sampling can change surface conditions on the flat. It would not invalidate the data, but it would be described in the report and would qualify comparisons across the two events.</w:t>
-      </w:r>
-    </w:p>
-    <w:p>
-      <w:pPr>
-        <w:pStyle w:val="ListBullet"/>
-      </w:pPr>
-      <w:r>
-        <w:t>Duplicate variability. If the first event's exceedance repeats in the second event's duplicates, the homogenization step will be re-examined. The more likely explanation remains sediment heterogeneity at the station scale, which is a property of the material and not a defect in the work, but the alternative cannot be ruled out from one duplicate and will not be claimed to be.</w:t>
+        <w:t>Risks, and how we are handling them</w:t>
       </w:r>
     </w:p>
     <w:p>
       <w:r>
-        <w:t>Nothing observed to date requires a decision from Salazar-Mendoza between now and the second event. Questions on any of the above are welcome before the report is drafted rather than after.</w:t>
+        <w:t>The main variable is the weather and the tide, which can move a round by a day or two. We manage it by planning the rounds around the water rather than fighting it, and by keeping enough margin in the schedule that a short delay does not put the delivery at risk. Laboratory turnaround is the other variable; it has stayed within the normal window so far, and we submit promptly after each round to keep it there.</w:t>
+      </w:r>
+    </w:p>
+    <w:p>
+      <w:r>
+        <w:t>None of these rises to a concern today. I mention them because a status report that lists no risks is usually one that has not looked, and I would rather name the ordinary ones plainly than leave you to wonder whether we had thought about them at all.</w:t>
+      </w:r>
+    </w:p>
+    <w:p>
+      <w:r>
+        <w:t>I will send the next report at about the three-quarter mark, or sooner if anything changes that you should know about before then. In the meantime, if a question occurs to you, the fastest answer is to call me directly. — John Sanchez, Senior Scientist</w:t>
       </w:r>
     </w:p>
     <w:sectPr>
